--- a/templates/Stock Certificates/stock certificates.docx
+++ b/templates/Stock Certificates/stock certificates.docx
@@ -70,7 +70,7 @@
               <w:right w:w="0" w:type="dxa"/>
             </w:tcMar>
           </w:tcPr>
-          <w:p wp14:textId="0C6ED218">
+          <w:p wp14:textId="1C0BF887">
             <w:pPr>
               <w:spacing w:before="40" w:after="40"/>
               <w:ind w:left="-200"/>
@@ -106,7 +106,23 @@
                 <w:sz w:val="24"/>
                 <w:szCs w:val="24"/>
               </w:rPr>
-              <w:t xml:space="preserve">ertificate - </w:t>
+              <w:t xml:space="preserve">ertificate </w:t>
+            </w:r>
+            <w:r>
+              <w:rPr>
+                <w:rFonts w:ascii="Times New Roman" w:hAnsi="Times New Roman" w:eastAsia="Times New Roman" w:cs="Times New Roman"/>
+                <w:sz w:val="24"/>
+                <w:szCs w:val="24"/>
+              </w:rPr>
+              <w:t xml:space="preserve">Number </w:t>
+            </w:r>
+            <w:r>
+              <w:rPr>
+                <w:rFonts w:ascii="Times New Roman" w:hAnsi="Times New Roman" w:eastAsia="Times New Roman" w:cs="Times New Roman"/>
+                <w:sz w:val="24"/>
+                <w:szCs w:val="24"/>
+              </w:rPr>
+              <w:t xml:space="preserve">- </w:t>
             </w:r>
             <w:r>
               <w:rPr>
@@ -211,7 +227,7 @@
               <w:right w:w="0" w:type="dxa"/>
             </w:tcMar>
           </w:tcPr>
-          <w:p wp14:textId="77777777">
+          <w:p wp14:textId="518C4675">
             <w:pPr>
               <w:spacing w:before="40" w:after="40"/>
               <w:ind w:left="560"/>
@@ -230,12 +246,15 @@
               <w:t xml:space="preserve"> </w:t>
             </w:r>
             <w:r>
+              <w:br/>
+            </w:r>
+            <w:r>
               <w:rPr>
                 <w:rFonts w:ascii="Times New Roman" w:hAnsi="Times New Roman" w:eastAsia="Times New Roman" w:cs="Times New Roman"/>
                 <w:sz w:val="24"/>
                 <w:szCs w:val="24"/>
               </w:rPr>
-              <w:br/>
+              <w:t xml:space="preserve">Share Count </w:t>
             </w:r>
             <w:r>
               <w:rPr>
